--- a/introduction.docx
+++ b/introduction.docx
@@ -23,7 +23,7 @@
         <w:pStyle w:val="Date"/>
       </w:pPr>
       <w:r>
-        <w:t xml:space="preserve">Invalid Date</w:t>
+        <w:t xml:space="preserve">2026-04-17</w:t>
       </w:r>
     </w:p>
     <w:bookmarkStart w:id="13" w:name="project-overview"/>

--- a/introduction.docx
+++ b/introduction.docx
@@ -26,6 +26,32 @@
         <w:t xml:space="preserve">2026-04-17</w:t>
       </w:r>
     </w:p>
+    <w:sdt>
+      <w:sdtPr>
+        <w:docPartObj>
+          <w:docPartGallery w:val="Table of Contents"/>
+          <w:docPartUnique/>
+        </w:docPartObj>
+      </w:sdtPr>
+      <w:sdtContent>
+        <w:p>
+          <w:pPr>
+            <w:pStyle w:val="TOCHeading"/>
+          </w:pPr>
+          <w:r>
+            <w:t xml:space="preserve">Table of contents</w:t>
+          </w:r>
+        </w:p>
+        <w:p>
+          <w:r>
+            <w:fldChar w:fldCharType="begin" w:dirty="true"/>
+            <w:instrText xml:space="preserve">TOC \o "1-3" \h \z \u</w:instrText>
+            <w:fldChar w:fldCharType="separate"/>
+            <w:fldChar w:fldCharType="end"/>
+          </w:r>
+        </w:p>
+      </w:sdtContent>
+    </w:sdt>
     <w:bookmarkStart w:id="13" w:name="project-overview"/>
     <w:p>
       <w:pPr>

--- a/introduction.docx
+++ b/introduction.docx
@@ -7,7 +7,7 @@
         <w:pStyle w:val="Title"/>
       </w:pPr>
       <w:r>
-        <w:t xml:space="preserve">Personal Career Path Decisions in the 2024 Job Market</w:t>
+        <w:t xml:space="preserve">Personal Career Path Decisions in 2024</w:t>
       </w:r>
     </w:p>
     <w:p>

--- a/introduction.docx
+++ b/introduction.docx
@@ -23,7 +23,7 @@
         <w:pStyle w:val="Date"/>
       </w:pPr>
       <w:r>
-        <w:t xml:space="preserve">2026-04-17</w:t>
+        <w:t xml:space="preserve">2026-04-18</w:t>
       </w:r>
     </w:p>
     <w:sdt>

--- a/introduction.docx
+++ b/introduction.docx
@@ -52,7 +52,7 @@
         </w:p>
       </w:sdtContent>
     </w:sdt>
-    <w:bookmarkStart w:id="13" w:name="project-overview"/>
+    <w:bookmarkStart w:id="14" w:name="project-overview"/>
     <w:p>
       <w:pPr>
         <w:pStyle w:val="Heading1"/>
@@ -181,7 +181,17 @@
       </w:r>
     </w:p>
     <w:bookmarkEnd w:id="12"/>
+    <w:bookmarkStart w:id="13" w:name="references"/>
+    <w:p>
+      <w:pPr>
+        <w:pStyle w:val="Heading2"/>
+      </w:pPr>
+      <w:r>
+        <w:t xml:space="preserve">References</w:t>
+      </w:r>
+    </w:p>
     <w:bookmarkEnd w:id="13"/>
+    <w:bookmarkEnd w:id="14"/>
     <w:sectPr>
       <w:footnotePr>
         <w:numRestart w:val="eachSect"/>

--- a/introduction.docx
+++ b/introduction.docx
@@ -189,6 +189,11 @@
       <w:r>
         <w:t xml:space="preserve">References</w:t>
       </w:r>
+    </w:p>
+    <w:p>
+      <w:pPr>
+        <w:pStyle w:val="SourceCode"/>
+      </w:pPr>
     </w:p>
     <w:bookmarkEnd w:id="13"/>
     <w:bookmarkEnd w:id="14"/>

--- a/introduction.docx
+++ b/introduction.docx
@@ -52,7 +52,7 @@
         </w:p>
       </w:sdtContent>
     </w:sdt>
-    <w:bookmarkStart w:id="14" w:name="project-overview"/>
+    <w:bookmarkStart w:id="17" w:name="project-overview"/>
     <w:p>
       <w:pPr>
         <w:pStyle w:val="Heading1"/>
@@ -123,7 +123,16 @@
         <w:pStyle w:val="FirstParagraph"/>
       </w:pPr>
       <w:r>
-        <w:t xml:space="preserve">Rapid changes in AI adoption, salary patterns, remote work, and employer skill expectations make the job market harder to navigate. A data driven approach helps identify which roles are growing, which skills matter most, and what kinds of jobs offer the best opportunities.</w:t>
+        <w:t xml:space="preserve">Rapid changes in AI adoption, salary patterns, remote work, and employer skill expectations make the job market harder to navigate. A data driven approach helps identify which roles are growing, which skills matter most, and what kinds of jobs offer the best opportunities</w:t>
+      </w:r>
+      <w:r>
+        <w:t xml:space="preserve"> </w:t>
+      </w:r>
+      <w:r>
+        <w:t xml:space="preserve">(Dominski and Lee (2025))</w:t>
+      </w:r>
+      <w:r>
+        <w:t xml:space="preserve">.</w:t>
       </w:r>
     </w:p>
     <w:bookmarkEnd w:id="11"/>
@@ -181,7 +190,7 @@
       </w:r>
     </w:p>
     <w:bookmarkEnd w:id="12"/>
-    <w:bookmarkStart w:id="13" w:name="references"/>
+    <w:bookmarkStart w:id="16" w:name="references"/>
     <w:p>
       <w:pPr>
         <w:pStyle w:val="Heading2"/>
@@ -195,8 +204,43 @@
         <w:pStyle w:val="SourceCode"/>
       </w:pPr>
     </w:p>
-    <w:bookmarkEnd w:id="13"/>
+    <w:bookmarkStart w:id="15" w:name="refs"/>
+    <w:bookmarkStart w:id="14" w:name="Xb42a6780c94b8d118173c0eeec658459df1c365"/>
+    <w:p>
+      <w:pPr>
+        <w:pStyle w:val="Bibliography"/>
+      </w:pPr>
+      <w:r>
+        <w:rPr>
+          <w:smallCaps/>
+        </w:rPr>
+        <w:t xml:space="preserve">Dominski, J., and Y. S. Lee</w:t>
+      </w:r>
+      <w:r>
+        <w:t xml:space="preserve">. (2025):</w:t>
+      </w:r>
+      <w:r>
+        <w:t xml:space="preserve"> </w:t>
+      </w:r>
+      <w:r>
+        <w:t xml:space="preserve">“</w:t>
+      </w:r>
+      <w:hyperlink r:id="rId13">
+        <w:r>
+          <w:rPr>
+            <w:rStyle w:val="Hyperlink"/>
+          </w:rPr>
+          <w:t xml:space="preserve">Advancing AI Capabilities and Evolving Labor Outcomes</w:t>
+        </w:r>
+      </w:hyperlink>
+      <w:r>
+        <w:t xml:space="preserve">,”</w:t>
+      </w:r>
+    </w:p>
     <w:bookmarkEnd w:id="14"/>
+    <w:bookmarkEnd w:id="15"/>
+    <w:bookmarkEnd w:id="16"/>
+    <w:bookmarkEnd w:id="17"/>
     <w:sectPr>
       <w:footnotePr>
         <w:numRestart w:val="eachSect"/>

--- a/introduction.docx
+++ b/introduction.docx
@@ -52,7 +52,7 @@
         </w:p>
       </w:sdtContent>
     </w:sdt>
-    <w:bookmarkStart w:id="17" w:name="project-overview"/>
+    <w:bookmarkStart w:id="20" w:name="project-overview"/>
     <w:p>
       <w:pPr>
         <w:pStyle w:val="Heading1"/>
@@ -136,7 +136,7 @@
       </w:r>
     </w:p>
     <w:bookmarkEnd w:id="11"/>
-    <w:bookmarkStart w:id="12" w:name="planned-analysis"/>
+    <w:bookmarkStart w:id="15" w:name="planned-analysis"/>
     <w:p>
       <w:pPr>
         <w:pStyle w:val="Heading2"/>
@@ -189,8 +189,124 @@
         <w:t xml:space="preserve">- career recommendations for job seekers</w:t>
       </w:r>
     </w:p>
-    <w:bookmarkEnd w:id="12"/>
-    <w:bookmarkStart w:id="16" w:name="references"/>
+    <w:tbl>
+      <w:tblPr>
+        <w:tblStyle w:val="Table"/>
+        <w:tblLook w:firstRow="0" w:lastRow="0" w:firstColumn="0" w:lastColumn="0" w:noHBand="0" w:noVBand="0" w:val="0000"/>
+        <w:tblBorders>
+          <w:top w:val="single" w:sz="4" w:space="0" w:color="CC1914"/>
+          <w:left w:val="single" w:sz="24" w:space="0" w:color="CC1914"/>
+          <w:bottom w:val="single" w:sz="4" w:space="0" w:color="CC1914"/>
+          <w:right w:val="single" w:sz="4" w:space="0" w:color="CC1914"/>
+        </w:tblBorders>
+        <w:tblCellMar>
+          <w:left w:w="144" w:type="dxa"/>
+          <w:right w:w="144" w:type="dxa"/>
+        </w:tblCellMar>
+        <w:tblLook w:firstRow="0" w:lastRow="0" w:firstColumn="0" w:lastColumn="0" w:noHBand="0" w:noVBand="0" w:val="0000"/>
+      </w:tblPr>
+      <w:tr>
+        <w:trPr>
+          <w:cantSplit/>
+        </w:trPr>
+        <w:tc>
+          <w:tcPr>
+            <w:shd w:color="auto" w:fill="f7dddc" w:val="clear"/>
+            <w:tcMar>
+              <w:top w:w="92" w:type="dxa"/>
+              <w:bottom w:w="92" w:type="dxa"/>
+            </w:tcMar>
+          </w:tcPr>
+          <w:p>
+            <w:pPr>
+              <w:pStyle w:val="BodyText"/>
+            </w:pPr>
+            <w:pPr>
+              <w:spacing w:before="0" w:after="0"/>
+              <w:textAlignment w:val="center"/>
+            </w:pPr>
+            <w:r>
+              <w:drawing>
+                <wp:inline>
+                  <wp:extent cx="152400" cy="152400"/>
+                  <wp:effectExtent b="0" l="0" r="0" t="0"/>
+                  <wp:docPr descr="" title="" id="13" name="Picture"/>
+                  <a:graphic>
+                    <a:graphicData uri="http://schemas.openxmlformats.org/drawingml/2006/picture">
+                      <pic:pic>
+                        <pic:nvPicPr>
+                          <pic:cNvPr descr="/opt/hostedtoolcache/Python/3.12.13/x64/lib/python3.12/site-packages/quarto_cli/share/formats/docx/important.png" id="14" name="Picture"/>
+                          <pic:cNvPicPr>
+                            <a:picLocks noChangeArrowheads="1" noChangeAspect="1"/>
+                          </pic:cNvPicPr>
+                        </pic:nvPicPr>
+                        <pic:blipFill>
+                          <a:blip r:embed="rId12"/>
+                          <a:stretch>
+                            <a:fillRect/>
+                          </a:stretch>
+                        </pic:blipFill>
+                        <pic:spPr bwMode="auto">
+                          <a:xfrm>
+                            <a:off x="0" y="0"/>
+                            <a:ext cx="152400" cy="152400"/>
+                          </a:xfrm>
+                          <a:prstGeom prst="rect">
+                            <a:avLst/>
+                          </a:prstGeom>
+                          <a:noFill/>
+                          <a:ln w="9525">
+                            <a:noFill/>
+                            <a:headEnd/>
+                            <a:tailEnd/>
+                          </a:ln>
+                        </pic:spPr>
+                      </pic:pic>
+                    </a:graphicData>
+                  </a:graphic>
+                </wp:inline>
+              </w:drawing>
+            </w:r>
+            <w:r>
+              <w:t xml:space="preserve"> </w:t>
+            </w:r>
+            <w:r>
+              <w:t xml:space="preserve"> </w:t>
+            </w:r>
+            <w:r>
+              <w:t xml:space="preserve">Note from Nakul</w:t>
+            </w:r>
+          </w:p>
+        </w:tc>
+      </w:tr>
+      <w:tr>
+        <w:trPr>
+          <w:cantSplit/>
+        </w:trPr>
+        <w:tc>
+          <w:tcPr>
+            <w:tcMar>
+              <w:top w:w="108" w:type="dxa"/>
+              <w:bottom w:w="108" w:type="dxa"/>
+            </w:tcMar>
+          </w:tcPr>
+          <w:p>
+            <w:pPr>
+              <w:pStyle w:val="BodyText"/>
+            </w:pPr>
+            <w:pPr>
+              <w:spacing w:before="16" w:after="16"/>
+            </w:pPr>
+            <w:r>
+              <w:t xml:space="preserve">Please show the model code and the tables for Ml methods and EDA. I want to see the code and the tables that you generated for those sections.</w:t>
+            </w:r>
+          </w:p>
+          <w:p/>
+        </w:tc>
+      </w:tr>
+    </w:tbl>
+    <w:bookmarkEnd w:id="15"/>
+    <w:bookmarkStart w:id="19" w:name="references"/>
     <w:p>
       <w:pPr>
         <w:pStyle w:val="Heading2"/>
@@ -204,8 +320,8 @@
         <w:pStyle w:val="SourceCode"/>
       </w:pPr>
     </w:p>
-    <w:bookmarkStart w:id="15" w:name="refs"/>
-    <w:bookmarkStart w:id="14" w:name="Xb42a6780c94b8d118173c0eeec658459df1c365"/>
+    <w:bookmarkStart w:id="18" w:name="refs"/>
+    <w:bookmarkStart w:id="17" w:name="Xb42a6780c94b8d118173c0eeec658459df1c365"/>
     <w:p>
       <w:pPr>
         <w:pStyle w:val="Bibliography"/>
@@ -225,7 +341,7 @@
       <w:r>
         <w:t xml:space="preserve">“</w:t>
       </w:r>
-      <w:hyperlink r:id="rId13">
+      <w:hyperlink r:id="rId16">
         <w:r>
           <w:rPr>
             <w:rStyle w:val="Hyperlink"/>
@@ -237,10 +353,10 @@
         <w:t xml:space="preserve">,”</w:t>
       </w:r>
     </w:p>
-    <w:bookmarkEnd w:id="14"/>
-    <w:bookmarkEnd w:id="15"/>
-    <w:bookmarkEnd w:id="16"/>
     <w:bookmarkEnd w:id="17"/>
+    <w:bookmarkEnd w:id="18"/>
+    <w:bookmarkEnd w:id="19"/>
+    <w:bookmarkEnd w:id="20"/>
     <w:sectPr>
       <w:footnotePr>
         <w:numRestart w:val="eachSect"/>

--- a/introduction.docx
+++ b/introduction.docx
@@ -23,7 +23,7 @@
         <w:pStyle w:val="Date"/>
       </w:pPr>
       <w:r>
-        <w:t xml:space="preserve">2026-04-18</w:t>
+        <w:t xml:space="preserve">2026-04-19</w:t>
       </w:r>
     </w:p>
     <w:sdt>

--- a/introduction.docx
+++ b/introduction.docx
@@ -52,7 +52,7 @@
         </w:p>
       </w:sdtContent>
     </w:sdt>
-    <w:bookmarkStart w:id="20" w:name="project-overview"/>
+    <w:bookmarkStart w:id="17" w:name="project-overview"/>
     <w:p>
       <w:pPr>
         <w:pStyle w:val="Heading1"/>
@@ -136,7 +136,7 @@
       </w:r>
     </w:p>
     <w:bookmarkEnd w:id="11"/>
-    <w:bookmarkStart w:id="15" w:name="planned-analysis"/>
+    <w:bookmarkStart w:id="12" w:name="planned-analysis"/>
     <w:p>
       <w:pPr>
         <w:pStyle w:val="Heading2"/>
@@ -189,124 +189,8 @@
         <w:t xml:space="preserve">- career recommendations for job seekers</w:t>
       </w:r>
     </w:p>
-    <w:tbl>
-      <w:tblPr>
-        <w:tblStyle w:val="Table"/>
-        <w:tblLook w:firstRow="0" w:lastRow="0" w:firstColumn="0" w:lastColumn="0" w:noHBand="0" w:noVBand="0" w:val="0000"/>
-        <w:tblBorders>
-          <w:top w:val="single" w:sz="4" w:space="0" w:color="CC1914"/>
-          <w:left w:val="single" w:sz="24" w:space="0" w:color="CC1914"/>
-          <w:bottom w:val="single" w:sz="4" w:space="0" w:color="CC1914"/>
-          <w:right w:val="single" w:sz="4" w:space="0" w:color="CC1914"/>
-        </w:tblBorders>
-        <w:tblCellMar>
-          <w:left w:w="144" w:type="dxa"/>
-          <w:right w:w="144" w:type="dxa"/>
-        </w:tblCellMar>
-        <w:tblLook w:firstRow="0" w:lastRow="0" w:firstColumn="0" w:lastColumn="0" w:noHBand="0" w:noVBand="0" w:val="0000"/>
-      </w:tblPr>
-      <w:tr>
-        <w:trPr>
-          <w:cantSplit/>
-        </w:trPr>
-        <w:tc>
-          <w:tcPr>
-            <w:shd w:color="auto" w:fill="f7dddc" w:val="clear"/>
-            <w:tcMar>
-              <w:top w:w="92" w:type="dxa"/>
-              <w:bottom w:w="92" w:type="dxa"/>
-            </w:tcMar>
-          </w:tcPr>
-          <w:p>
-            <w:pPr>
-              <w:pStyle w:val="BodyText"/>
-            </w:pPr>
-            <w:pPr>
-              <w:spacing w:before="0" w:after="0"/>
-              <w:textAlignment w:val="center"/>
-            </w:pPr>
-            <w:r>
-              <w:drawing>
-                <wp:inline>
-                  <wp:extent cx="152400" cy="152400"/>
-                  <wp:effectExtent b="0" l="0" r="0" t="0"/>
-                  <wp:docPr descr="" title="" id="13" name="Picture"/>
-                  <a:graphic>
-                    <a:graphicData uri="http://schemas.openxmlformats.org/drawingml/2006/picture">
-                      <pic:pic>
-                        <pic:nvPicPr>
-                          <pic:cNvPr descr="/opt/hostedtoolcache/Python/3.12.13/x64/lib/python3.12/site-packages/quarto_cli/share/formats/docx/important.png" id="14" name="Picture"/>
-                          <pic:cNvPicPr>
-                            <a:picLocks noChangeArrowheads="1" noChangeAspect="1"/>
-                          </pic:cNvPicPr>
-                        </pic:nvPicPr>
-                        <pic:blipFill>
-                          <a:blip r:embed="rId12"/>
-                          <a:stretch>
-                            <a:fillRect/>
-                          </a:stretch>
-                        </pic:blipFill>
-                        <pic:spPr bwMode="auto">
-                          <a:xfrm>
-                            <a:off x="0" y="0"/>
-                            <a:ext cx="152400" cy="152400"/>
-                          </a:xfrm>
-                          <a:prstGeom prst="rect">
-                            <a:avLst/>
-                          </a:prstGeom>
-                          <a:noFill/>
-                          <a:ln w="9525">
-                            <a:noFill/>
-                            <a:headEnd/>
-                            <a:tailEnd/>
-                          </a:ln>
-                        </pic:spPr>
-                      </pic:pic>
-                    </a:graphicData>
-                  </a:graphic>
-                </wp:inline>
-              </w:drawing>
-            </w:r>
-            <w:r>
-              <w:t xml:space="preserve"> </w:t>
-            </w:r>
-            <w:r>
-              <w:t xml:space="preserve"> </w:t>
-            </w:r>
-            <w:r>
-              <w:t xml:space="preserve">Note from Nakul</w:t>
-            </w:r>
-          </w:p>
-        </w:tc>
-      </w:tr>
-      <w:tr>
-        <w:trPr>
-          <w:cantSplit/>
-        </w:trPr>
-        <w:tc>
-          <w:tcPr>
-            <w:tcMar>
-              <w:top w:w="108" w:type="dxa"/>
-              <w:bottom w:w="108" w:type="dxa"/>
-            </w:tcMar>
-          </w:tcPr>
-          <w:p>
-            <w:pPr>
-              <w:pStyle w:val="BodyText"/>
-            </w:pPr>
-            <w:pPr>
-              <w:spacing w:before="16" w:after="16"/>
-            </w:pPr>
-            <w:r>
-              <w:t xml:space="preserve">Please show the model code and the tables for Ml methods and EDA. I want to see the code and the tables that you generated for those sections.</w:t>
-            </w:r>
-          </w:p>
-          <w:p/>
-        </w:tc>
-      </w:tr>
-    </w:tbl>
-    <w:bookmarkEnd w:id="15"/>
-    <w:bookmarkStart w:id="19" w:name="references"/>
+    <w:bookmarkEnd w:id="12"/>
+    <w:bookmarkStart w:id="16" w:name="references"/>
     <w:p>
       <w:pPr>
         <w:pStyle w:val="Heading2"/>
@@ -317,11 +201,70 @@
     </w:p>
     <w:p>
       <w:pPr>
-        <w:pStyle w:val="SourceCode"/>
-      </w:pPr>
-    </w:p>
-    <w:bookmarkStart w:id="18" w:name="refs"/>
-    <w:bookmarkStart w:id="17" w:name="Xb42a6780c94b8d118173c0eeec658459df1c365"/>
+        <w:numPr>
+          <w:ilvl w:val="0"/>
+          <w:numId w:val="1001"/>
+        </w:numPr>
+      </w:pPr>
+      <w:r>
+        <w:t xml:space="preserve">Dominski, J., and Y. S. Lee (2025):</w:t>
+      </w:r>
+      <w:r>
+        <w:t xml:space="preserve"> </w:t>
+      </w:r>
+      <w:r>
+        <w:t xml:space="preserve">“Advancing AI Capabilities and Evolving Labor Outcomes.”</w:t>
+      </w:r>
+    </w:p>
+    <w:p>
+      <w:pPr>
+        <w:numPr>
+          <w:ilvl w:val="0"/>
+          <w:numId w:val="1001"/>
+        </w:numPr>
+      </w:pPr>
+      <w:r>
+        <w:t xml:space="preserve">Padmanabha, C. H. (2024):</w:t>
+      </w:r>
+      <w:r>
+        <w:t xml:space="preserve"> </w:t>
+      </w:r>
+      <w:r>
+        <w:t xml:space="preserve">“The Impact of Artificial Intelligence on Employment and Wage Inequality.”</w:t>
+      </w:r>
+    </w:p>
+    <w:p>
+      <w:pPr>
+        <w:numPr>
+          <w:ilvl w:val="0"/>
+          <w:numId w:val="1001"/>
+        </w:numPr>
+      </w:pPr>
+      <w:r>
+        <w:t xml:space="preserve">Dahlin, E. (2024):</w:t>
+      </w:r>
+      <w:r>
+        <w:t xml:space="preserve"> </w:t>
+      </w:r>
+      <w:r>
+        <w:t xml:space="preserve">“Who says artificial intelligence is stealing our jobs?”</w:t>
+      </w:r>
+      <w:r>
+        <w:t xml:space="preserve"> </w:t>
+      </w:r>
+      <w:r>
+        <w:rPr>
+          <w:i/>
+          <w:iCs/>
+        </w:rPr>
+        <w:t xml:space="preserve">Socius</w:t>
+      </w:r>
+      <w:r>
+        <w:t xml:space="preserve">, 10, 23780231241259672.</w:t>
+      </w:r>
+    </w:p>
+    <w:bookmarkStart w:id="15" w:name="refs"/>
+    <w:bookmarkStart w:id="14" w:name="Xb42a6780c94b8d118173c0eeec658459df1c365"/>
     <w:p>
       <w:pPr>
         <w:pStyle w:val="Bibliography"/>
@@ -341,7 +284,7 @@
       <w:r>
         <w:t xml:space="preserve">“</w:t>
       </w:r>
-      <w:hyperlink r:id="rId16">
+      <w:hyperlink r:id="rId13">
         <w:r>
           <w:rPr>
             <w:rStyle w:val="Hyperlink"/>
@@ -353,10 +296,10 @@
         <w:t xml:space="preserve">,”</w:t>
       </w:r>
     </w:p>
+    <w:bookmarkEnd w:id="14"/>
+    <w:bookmarkEnd w:id="15"/>
+    <w:bookmarkEnd w:id="16"/>
     <w:bookmarkEnd w:id="17"/>
-    <w:bookmarkEnd w:id="18"/>
-    <w:bookmarkEnd w:id="19"/>
-    <w:bookmarkEnd w:id="20"/>
     <w:sectPr>
       <w:footnotePr>
         <w:numRestart w:val="eachSect"/>
@@ -467,8 +410,114 @@
       </w:pPr>
     </w:lvl>
   </w:abstractNum>
+  <w:abstractNum w:abstractNumId="991">
+    <w:nsid w:val="0000A991"/>
+    <w:multiLevelType w:val="multilevel"/>
+    <w:lvl w:ilvl="0">
+      <w:numFmt w:val="bullet"/>
+      <w:lvlText w:val=""/>
+      <w:lvlJc w:val="left"/>
+      <w:pPr>
+        <w:ind w:left="720" w:hanging="360"/>
+      </w:pPr>
+      <w:rPr>
+        <w:rFonts w:ascii="Symbol" w:hAnsi="Symbol" w:cs="Symbol" w:hint="default"/>
+      </w:rPr>
+    </w:lvl>
+    <w:lvl w:ilvl="1">
+      <w:numFmt w:val="bullet"/>
+      <w:lvlText w:val="o"/>
+      <w:lvlJc w:val="left"/>
+      <w:pPr>
+        <w:ind w:left="1440" w:hanging="360"/>
+      </w:pPr>
+      <w:rPr>
+        <w:rFonts w:ascii="Courier New" w:hAnsi="Courier New" w:cs="Courier New" w:hint="default"/>
+      </w:rPr>
+    </w:lvl>
+    <w:lvl w:ilvl="2">
+      <w:numFmt w:val="bullet"/>
+      <w:lvlText w:val=""/>
+      <w:lvlJc w:val="left"/>
+      <w:pPr>
+        <w:ind w:left="2160" w:hanging="360"/>
+      </w:pPr>
+      <w:rPr>
+        <w:rFonts w:ascii="Wingdings" w:hAnsi="Wingdings" w:cs="Wingdings" w:hint="default"/>
+      </w:rPr>
+    </w:lvl>
+    <w:lvl w:ilvl="3">
+      <w:numFmt w:val="bullet"/>
+      <w:lvlText w:val=""/>
+      <w:lvlJc w:val="left"/>
+      <w:pPr>
+        <w:ind w:left="2880" w:hanging="360"/>
+      </w:pPr>
+      <w:rPr>
+        <w:rFonts w:ascii="Symbol" w:hAnsi="Symbol" w:cs="Symbol" w:hint="default"/>
+      </w:rPr>
+    </w:lvl>
+    <w:lvl w:ilvl="4">
+      <w:numFmt w:val="bullet"/>
+      <w:lvlText w:val="o"/>
+      <w:lvlJc w:val="left"/>
+      <w:pPr>
+        <w:ind w:left="3600" w:hanging="360"/>
+      </w:pPr>
+      <w:rPr>
+        <w:rFonts w:ascii="Courier New" w:hAnsi="Courier New" w:cs="Courier New" w:hint="default"/>
+      </w:rPr>
+    </w:lvl>
+    <w:lvl w:ilvl="5">
+      <w:numFmt w:val="bullet"/>
+      <w:lvlText w:val=""/>
+      <w:lvlJc w:val="left"/>
+      <w:pPr>
+        <w:ind w:left="4320" w:hanging="360"/>
+      </w:pPr>
+      <w:rPr>
+        <w:rFonts w:ascii="Wingdings" w:hAnsi="Wingdings" w:cs="Wingdings" w:hint="default"/>
+      </w:rPr>
+    </w:lvl>
+    <w:lvl w:ilvl="6">
+      <w:numFmt w:val="bullet"/>
+      <w:lvlText w:val=""/>
+      <w:lvlJc w:val="left"/>
+      <w:pPr>
+        <w:ind w:left="5040" w:hanging="360"/>
+      </w:pPr>
+      <w:rPr>
+        <w:rFonts w:ascii="Symbol" w:hAnsi="Symbol" w:cs="Symbol" w:hint="default"/>
+      </w:rPr>
+    </w:lvl>
+    <w:lvl w:ilvl="7">
+      <w:numFmt w:val="bullet"/>
+      <w:lvlText w:val="o"/>
+      <w:lvlJc w:val="left"/>
+      <w:pPr>
+        <w:ind w:left="5760" w:hanging="360"/>
+      </w:pPr>
+      <w:rPr>
+        <w:rFonts w:ascii="Courier New" w:hAnsi="Courier New" w:cs="Courier New" w:hint="default"/>
+      </w:rPr>
+    </w:lvl>
+    <w:lvl w:ilvl="8">
+      <w:numFmt w:val="bullet"/>
+      <w:lvlText w:val=""/>
+      <w:lvlJc w:val="left"/>
+      <w:pPr>
+        <w:ind w:left="6480" w:hanging="360"/>
+      </w:pPr>
+      <w:rPr>
+        <w:rFonts w:ascii="Wingdings" w:hAnsi="Wingdings" w:cs="Wingdings" w:hint="default"/>
+      </w:rPr>
+    </w:lvl>
+  </w:abstractNum>
   <w:num w:numId="1000">
     <w:abstractNumId w:val="990"/>
+  </w:num>
+  <w:num w:numId="1001">
+    <w:abstractNumId w:val="991"/>
   </w:num>
 </w:numbering>
 </file>

--- a/introduction.docx
+++ b/introduction.docx
@@ -23,7 +23,7 @@
         <w:pStyle w:val="Date"/>
       </w:pPr>
       <w:r>
-        <w:t xml:space="preserve">2026-04-19</w:t>
+        <w:t xml:space="preserve">2026-04-20</w:t>
       </w:r>
     </w:p>
     <w:sdt>

--- a/introduction.docx
+++ b/introduction.docx
@@ -52,15 +52,6 @@
         </w:p>
       </w:sdtContent>
     </w:sdt>
-    <w:bookmarkStart w:id="17" w:name="project-overview"/>
-    <w:p>
-      <w:pPr>
-        <w:pStyle w:val="Heading1"/>
-      </w:pPr>
-      <w:r>
-        <w:t xml:space="preserve">Project Overview</w:t>
-      </w:r>
-    </w:p>
     <w:bookmarkStart w:id="9" w:name="objective"/>
     <w:p>
       <w:pPr>
@@ -152,115 +143,87 @@
       <w:r>
         <w:t xml:space="preserve">This project includes:</w:t>
       </w:r>
-      <w:r>
-        <w:t xml:space="preserve"> </w:t>
-      </w:r>
-      <w:r>
-        <w:t xml:space="preserve">- data cleaning and preprocessing</w:t>
-      </w:r>
-      <w:r>
-        <w:t xml:space="preserve"> </w:t>
-      </w:r>
-      <w:r>
-        <w:t xml:space="preserve">- exploratory data analysis</w:t>
-      </w:r>
-      <w:r>
-        <w:t xml:space="preserve"> </w:t>
-      </w:r>
-      <w:r>
-        <w:t xml:space="preserve">- unsupervised learning with KMeans clustering</w:t>
-      </w:r>
-      <w:r>
-        <w:t xml:space="preserve"> </w:t>
-      </w:r>
-      <w:r>
-        <w:t xml:space="preserve">- supervised modeling using regression and classification</w:t>
-      </w:r>
-      <w:r>
-        <w:t xml:space="preserve"> </w:t>
-      </w:r>
-      <w:r>
-        <w:t xml:space="preserve">- skill gap analysis</w:t>
-      </w:r>
-      <w:r>
-        <w:t xml:space="preserve"> </w:t>
-      </w:r>
-      <w:r>
-        <w:t xml:space="preserve">- career recommendations for job seekers</w:t>
-      </w:r>
-    </w:p>
-    <w:bookmarkEnd w:id="12"/>
-    <w:bookmarkStart w:id="16" w:name="references"/>
-    <w:p>
-      <w:pPr>
-        <w:pStyle w:val="Heading2"/>
-      </w:pPr>
-      <w:r>
-        <w:t xml:space="preserve">References</w:t>
-      </w:r>
-    </w:p>
-    <w:p>
-      <w:pPr>
+    </w:p>
+    <w:p>
+      <w:pPr>
+        <w:pStyle w:val="Compact"/>
         <w:numPr>
           <w:ilvl w:val="0"/>
           <w:numId w:val="1001"/>
         </w:numPr>
       </w:pPr>
       <w:r>
-        <w:t xml:space="preserve">Dominski, J., and Y. S. Lee (2025):</w:t>
-      </w:r>
-      <w:r>
-        <w:t xml:space="preserve"> </w:t>
-      </w:r>
-      <w:r>
-        <w:t xml:space="preserve">“Advancing AI Capabilities and Evolving Labor Outcomes.”</w:t>
-      </w:r>
-    </w:p>
-    <w:p>
-      <w:pPr>
+        <w:t xml:space="preserve">data cleaning and preprocessing</w:t>
+      </w:r>
+    </w:p>
+    <w:p>
+      <w:pPr>
+        <w:pStyle w:val="Compact"/>
         <w:numPr>
           <w:ilvl w:val="0"/>
           <w:numId w:val="1001"/>
         </w:numPr>
       </w:pPr>
       <w:r>
-        <w:t xml:space="preserve">Padmanabha, C. H. (2024):</w:t>
-      </w:r>
-      <w:r>
-        <w:t xml:space="preserve"> </w:t>
-      </w:r>
-      <w:r>
-        <w:t xml:space="preserve">“The Impact of Artificial Intelligence on Employment and Wage Inequality.”</w:t>
-      </w:r>
-    </w:p>
-    <w:p>
-      <w:pPr>
+        <w:t xml:space="preserve">exploratory data analysis</w:t>
+      </w:r>
+    </w:p>
+    <w:p>
+      <w:pPr>
+        <w:pStyle w:val="Compact"/>
         <w:numPr>
           <w:ilvl w:val="0"/>
           <w:numId w:val="1001"/>
         </w:numPr>
       </w:pPr>
       <w:r>
-        <w:t xml:space="preserve">Dahlin, E. (2024):</w:t>
-      </w:r>
-      <w:r>
-        <w:t xml:space="preserve"> </w:t>
-      </w:r>
-      <w:r>
-        <w:t xml:space="preserve">“Who says artificial intelligence is stealing our jobs?”</w:t>
-      </w:r>
-      <w:r>
-        <w:t xml:space="preserve"> </w:t>
-      </w:r>
-      <w:r>
-        <w:rPr>
-          <w:i/>
-          <w:iCs/>
-        </w:rPr>
-        <w:t xml:space="preserve">Socius</w:t>
-      </w:r>
-      <w:r>
-        <w:t xml:space="preserve">, 10, 23780231241259672.</w:t>
+        <w:t xml:space="preserve">unsupervised learning with KMeans clustering</w:t>
+      </w:r>
+    </w:p>
+    <w:p>
+      <w:pPr>
+        <w:pStyle w:val="Compact"/>
+        <w:numPr>
+          <w:ilvl w:val="0"/>
+          <w:numId w:val="1001"/>
+        </w:numPr>
+      </w:pPr>
+      <w:r>
+        <w:t xml:space="preserve">supervised modeling using regression and classification</w:t>
+      </w:r>
+    </w:p>
+    <w:p>
+      <w:pPr>
+        <w:pStyle w:val="Compact"/>
+        <w:numPr>
+          <w:ilvl w:val="0"/>
+          <w:numId w:val="1001"/>
+        </w:numPr>
+      </w:pPr>
+      <w:r>
+        <w:t xml:space="preserve">skill gap analysis</w:t>
+      </w:r>
+    </w:p>
+    <w:p>
+      <w:pPr>
+        <w:pStyle w:val="Compact"/>
+        <w:numPr>
+          <w:ilvl w:val="0"/>
+          <w:numId w:val="1001"/>
+        </w:numPr>
+      </w:pPr>
+      <w:r>
+        <w:t xml:space="preserve">career recommendations for job seekers</w:t>
+      </w:r>
+    </w:p>
+    <w:bookmarkEnd w:id="12"/>
+    <w:bookmarkStart w:id="16" w:name="references"/>
+    <w:p>
+      <w:pPr>
+        <w:pStyle w:val="Heading2"/>
+      </w:pPr>
+      <w:r>
+        <w:t xml:space="preserve">References</w:t>
       </w:r>
     </w:p>
     <w:bookmarkStart w:id="15" w:name="refs"/>
@@ -299,7 +262,6 @@
     <w:bookmarkEnd w:id="14"/>
     <w:bookmarkEnd w:id="15"/>
     <w:bookmarkEnd w:id="16"/>
-    <w:bookmarkEnd w:id="17"/>
     <w:sectPr>
       <w:footnotePr>
         <w:numRestart w:val="eachSect"/>

--- a/introduction.docx
+++ b/introduction.docx
@@ -23,7 +23,7 @@
         <w:pStyle w:val="Date"/>
       </w:pPr>
       <w:r>
-        <w:t xml:space="preserve">2026-04-20</w:t>
+        <w:t xml:space="preserve">2026-04-21</w:t>
       </w:r>
     </w:p>
     <w:sdt>
@@ -217,7 +217,7 @@
       </w:r>
     </w:p>
     <w:bookmarkEnd w:id="12"/>
-    <w:bookmarkStart w:id="16" w:name="references"/>
+    <w:bookmarkStart w:id="19" w:name="references"/>
     <w:p>
       <w:pPr>
         <w:pStyle w:val="Heading2"/>
@@ -226,8 +226,54 @@
         <w:t xml:space="preserve">References</w:t>
       </w:r>
     </w:p>
-    <w:bookmarkStart w:id="15" w:name="refs"/>
-    <w:bookmarkStart w:id="14" w:name="Xb42a6780c94b8d118173c0eeec658459df1c365"/>
+    <w:bookmarkStart w:id="18" w:name="refs"/>
+    <w:bookmarkStart w:id="14" w:name="ref-doi:10.1177/23780231241259672"/>
+    <w:p>
+      <w:pPr>
+        <w:pStyle w:val="Bibliography"/>
+      </w:pPr>
+      <w:r>
+        <w:rPr>
+          <w:smallCaps/>
+        </w:rPr>
+        <w:t xml:space="preserve">Dahlin, E.</w:t>
+      </w:r>
+      <w:r>
+        <w:t xml:space="preserve"> (2024):</w:t>
+      </w:r>
+      <w:r>
+        <w:t xml:space="preserve"> </w:t>
+      </w:r>
+      <w:r>
+        <w:t xml:space="preserve">“</w:t>
+      </w:r>
+      <w:hyperlink r:id="rId13">
+        <w:r>
+          <w:rPr>
+            <w:rStyle w:val="Hyperlink"/>
+          </w:rPr>
+          <w:t xml:space="preserve">Who says artificial intelligence is stealing our jobs?</w:t>
+        </w:r>
+      </w:hyperlink>
+      <w:r>
+        <w:t xml:space="preserve">”</w:t>
+      </w:r>
+      <w:r>
+        <w:t xml:space="preserve"> </w:t>
+      </w:r>
+      <w:r>
+        <w:rPr>
+          <w:i/>
+          <w:iCs/>
+        </w:rPr>
+        <w:t xml:space="preserve">Socius</w:t>
+      </w:r>
+      <w:r>
+        <w:t xml:space="preserve">, 10, 23780231241259672.</w:t>
+      </w:r>
+    </w:p>
+    <w:bookmarkEnd w:id="14"/>
+    <w:bookmarkStart w:id="16" w:name="Xb42a6780c94b8d118173c0eeec658459df1c365"/>
     <w:p>
       <w:pPr>
         <w:pStyle w:val="Bibliography"/>
@@ -247,7 +293,7 @@
       <w:r>
         <w:t xml:space="preserve">“</w:t>
       </w:r>
-      <w:hyperlink r:id="rId13">
+      <w:hyperlink r:id="rId15">
         <w:r>
           <w:rPr>
             <w:rStyle w:val="Hyperlink"/>
@@ -259,9 +305,44 @@
         <w:t xml:space="preserve">,”</w:t>
       </w:r>
     </w:p>
-    <w:bookmarkEnd w:id="14"/>
-    <w:bookmarkEnd w:id="15"/>
     <w:bookmarkEnd w:id="16"/>
+    <w:bookmarkStart w:id="17" w:name="ref-PadmanabhaC.H.2024Ntjm"/>
+    <w:p>
+      <w:pPr>
+        <w:pStyle w:val="Bibliography"/>
+      </w:pPr>
+      <w:r>
+        <w:rPr>
+          <w:smallCaps/>
+        </w:rPr>
+        <w:t xml:space="preserve">Padmanabha, C. H., S. Venkatesh, and P. Shwetha</w:t>
+      </w:r>
+      <w:r>
+        <w:t xml:space="preserve">. (2024):</w:t>
+      </w:r>
+      <w:r>
+        <w:t xml:space="preserve"> </w:t>
+      </w:r>
+      <w:r>
+        <w:t xml:space="preserve">“Navigating the job market: Strategies for enhancing employability and career success,”</w:t>
+      </w:r>
+      <w:r>
+        <w:t xml:space="preserve"> </w:t>
+      </w:r>
+      <w:r>
+        <w:rPr>
+          <w:i/>
+          <w:iCs/>
+        </w:rPr>
+        <w:t xml:space="preserve">B-Digest (Journal of Commerce &amp; Management)</w:t>
+      </w:r>
+      <w:r>
+        <w:t xml:space="preserve">, 16, 1–1.</w:t>
+      </w:r>
+    </w:p>
+    <w:bookmarkEnd w:id="17"/>
+    <w:bookmarkEnd w:id="18"/>
+    <w:bookmarkEnd w:id="19"/>
     <w:sectPr>
       <w:footnotePr>
         <w:numRestart w:val="eachSect"/>

--- a/introduction.docx
+++ b/introduction.docx
@@ -217,17 +217,91 @@
       </w:r>
     </w:p>
     <w:bookmarkEnd w:id="12"/>
-    <w:bookmarkStart w:id="19" w:name="references"/>
+    <w:bookmarkStart w:id="13" w:name="all-references-used"/>
     <w:p>
       <w:pPr>
         <w:pStyle w:val="Heading2"/>
       </w:pPr>
       <w:r>
+        <w:t xml:space="preserve">All References Used:</w:t>
+      </w:r>
+    </w:p>
+    <w:p>
+      <w:pPr>
+        <w:numPr>
+          <w:ilvl w:val="0"/>
+          <w:numId w:val="1002"/>
+        </w:numPr>
+      </w:pPr>
+      <w:r>
+        <w:t xml:space="preserve">Dominski, J., and Y. S. Lee (2025):</w:t>
+      </w:r>
+      <w:r>
+        <w:t xml:space="preserve"> </w:t>
+      </w:r>
+      <w:r>
+        <w:t xml:space="preserve">“Advancing AI Capabilities and Evolving Labor Outcomes.”</w:t>
+      </w:r>
+    </w:p>
+    <w:p>
+      <w:pPr>
+        <w:numPr>
+          <w:ilvl w:val="0"/>
+          <w:numId w:val="1002"/>
+        </w:numPr>
+      </w:pPr>
+      <w:r>
+        <w:t xml:space="preserve">Padmanabha, C. H. (2024):</w:t>
+      </w:r>
+      <w:r>
+        <w:t xml:space="preserve"> </w:t>
+      </w:r>
+      <w:r>
+        <w:t xml:space="preserve">“The Impact of Artificial Intelligence on Employment and Wage Inequality.”</w:t>
+      </w:r>
+    </w:p>
+    <w:p>
+      <w:pPr>
+        <w:numPr>
+          <w:ilvl w:val="0"/>
+          <w:numId w:val="1002"/>
+        </w:numPr>
+      </w:pPr>
+      <w:r>
+        <w:t xml:space="preserve">Dahlin, E. (2024):</w:t>
+      </w:r>
+      <w:r>
+        <w:t xml:space="preserve"> </w:t>
+      </w:r>
+      <w:r>
+        <w:t xml:space="preserve">“Who says artificial intelligence is stealing our jobs?”</w:t>
+      </w:r>
+      <w:r>
+        <w:t xml:space="preserve"> </w:t>
+      </w:r>
+      <w:r>
+        <w:rPr>
+          <w:i/>
+          <w:iCs/>
+        </w:rPr>
+        <w:t xml:space="preserve">Socius</w:t>
+      </w:r>
+      <w:r>
+        <w:t xml:space="preserve">, 10, 23780231241259672.</w:t>
+      </w:r>
+    </w:p>
+    <w:bookmarkEnd w:id="13"/>
+    <w:bookmarkStart w:id="20" w:name="references"/>
+    <w:p>
+      <w:pPr>
+        <w:pStyle w:val="Heading2"/>
+      </w:pPr>
+      <w:r>
         <w:t xml:space="preserve">References</w:t>
       </w:r>
     </w:p>
-    <w:bookmarkStart w:id="18" w:name="refs"/>
-    <w:bookmarkStart w:id="14" w:name="ref-doi:10.1177/23780231241259672"/>
+    <w:bookmarkStart w:id="19" w:name="refs"/>
+    <w:bookmarkStart w:id="15" w:name="ref-doi:10.1177/23780231241259672"/>
     <w:p>
       <w:pPr>
         <w:pStyle w:val="Bibliography"/>
@@ -247,7 +321,7 @@
       <w:r>
         <w:t xml:space="preserve">“</w:t>
       </w:r>
-      <w:hyperlink r:id="rId13">
+      <w:hyperlink r:id="rId14">
         <w:r>
           <w:rPr>
             <w:rStyle w:val="Hyperlink"/>
@@ -272,8 +346,8 @@
         <w:t xml:space="preserve">, 10, 23780231241259672.</w:t>
       </w:r>
     </w:p>
-    <w:bookmarkEnd w:id="14"/>
-    <w:bookmarkStart w:id="16" w:name="Xb42a6780c94b8d118173c0eeec658459df1c365"/>
+    <w:bookmarkEnd w:id="15"/>
+    <w:bookmarkStart w:id="17" w:name="Xb42a6780c94b8d118173c0eeec658459df1c365"/>
     <w:p>
       <w:pPr>
         <w:pStyle w:val="Bibliography"/>
@@ -293,7 +367,7 @@
       <w:r>
         <w:t xml:space="preserve">“</w:t>
       </w:r>
-      <w:hyperlink r:id="rId15">
+      <w:hyperlink r:id="rId16">
         <w:r>
           <w:rPr>
             <w:rStyle w:val="Hyperlink"/>
@@ -305,8 +379,8 @@
         <w:t xml:space="preserve">,”</w:t>
       </w:r>
     </w:p>
-    <w:bookmarkEnd w:id="16"/>
-    <w:bookmarkStart w:id="17" w:name="ref-PadmanabhaC.H.2024Ntjm"/>
+    <w:bookmarkEnd w:id="17"/>
+    <w:bookmarkStart w:id="18" w:name="ref-PadmanabhaC.H.2024Ntjm"/>
     <w:p>
       <w:pPr>
         <w:pStyle w:val="Bibliography"/>
@@ -340,9 +414,9 @@
         <w:t xml:space="preserve">, 16, 1–1.</w:t>
       </w:r>
     </w:p>
-    <w:bookmarkEnd w:id="17"/>
     <w:bookmarkEnd w:id="18"/>
     <w:bookmarkEnd w:id="19"/>
+    <w:bookmarkEnd w:id="20"/>
     <w:sectPr>
       <w:footnotePr>
         <w:numRestart w:val="eachSect"/>
@@ -560,6 +634,9 @@
     <w:abstractNumId w:val="990"/>
   </w:num>
   <w:num w:numId="1001">
+    <w:abstractNumId w:val="991"/>
+  </w:num>
+  <w:num w:numId="1002">
     <w:abstractNumId w:val="991"/>
   </w:num>
 </w:numbering>

--- a/introduction.docx
+++ b/introduction.docx
@@ -291,7 +291,7 @@
       </w:r>
     </w:p>
     <w:bookmarkEnd w:id="13"/>
-    <w:bookmarkStart w:id="20" w:name="references"/>
+    <w:bookmarkStart w:id="17" w:name="references"/>
     <w:p>
       <w:pPr>
         <w:pStyle w:val="Heading2"/>
@@ -300,54 +300,8 @@
         <w:t xml:space="preserve">References</w:t>
       </w:r>
     </w:p>
-    <w:bookmarkStart w:id="19" w:name="refs"/>
-    <w:bookmarkStart w:id="15" w:name="ref-doi:10.1177/23780231241259672"/>
-    <w:p>
-      <w:pPr>
-        <w:pStyle w:val="Bibliography"/>
-      </w:pPr>
-      <w:r>
-        <w:rPr>
-          <w:smallCaps/>
-        </w:rPr>
-        <w:t xml:space="preserve">Dahlin, E.</w:t>
-      </w:r>
-      <w:r>
-        <w:t xml:space="preserve"> (2024):</w:t>
-      </w:r>
-      <w:r>
-        <w:t xml:space="preserve"> </w:t>
-      </w:r>
-      <w:r>
-        <w:t xml:space="preserve">“</w:t>
-      </w:r>
-      <w:hyperlink r:id="rId14">
-        <w:r>
-          <w:rPr>
-            <w:rStyle w:val="Hyperlink"/>
-          </w:rPr>
-          <w:t xml:space="preserve">Who says artificial intelligence is stealing our jobs?</w:t>
-        </w:r>
-      </w:hyperlink>
-      <w:r>
-        <w:t xml:space="preserve">”</w:t>
-      </w:r>
-      <w:r>
-        <w:t xml:space="preserve"> </w:t>
-      </w:r>
-      <w:r>
-        <w:rPr>
-          <w:i/>
-          <w:iCs/>
-        </w:rPr>
-        <w:t xml:space="preserve">Socius</w:t>
-      </w:r>
-      <w:r>
-        <w:t xml:space="preserve">, 10, 23780231241259672.</w:t>
-      </w:r>
-    </w:p>
-    <w:bookmarkEnd w:id="15"/>
-    <w:bookmarkStart w:id="17" w:name="Xb42a6780c94b8d118173c0eeec658459df1c365"/>
+    <w:bookmarkStart w:id="16" w:name="refs"/>
+    <w:bookmarkStart w:id="15" w:name="Xb42a6780c94b8d118173c0eeec658459df1c365"/>
     <w:p>
       <w:pPr>
         <w:pStyle w:val="Bibliography"/>
@@ -367,7 +321,7 @@
       <w:r>
         <w:t xml:space="preserve">“</w:t>
       </w:r>
-      <w:hyperlink r:id="rId16">
+      <w:hyperlink r:id="rId14">
         <w:r>
           <w:rPr>
             <w:rStyle w:val="Hyperlink"/>
@@ -379,44 +333,9 @@
         <w:t xml:space="preserve">,”</w:t>
       </w:r>
     </w:p>
+    <w:bookmarkEnd w:id="15"/>
+    <w:bookmarkEnd w:id="16"/>
     <w:bookmarkEnd w:id="17"/>
-    <w:bookmarkStart w:id="18" w:name="ref-PadmanabhaC.H.2024Ntjm"/>
-    <w:p>
-      <w:pPr>
-        <w:pStyle w:val="Bibliography"/>
-      </w:pPr>
-      <w:r>
-        <w:rPr>
-          <w:smallCaps/>
-        </w:rPr>
-        <w:t xml:space="preserve">Padmanabha, C. H., S. Venkatesh, and P. Shwetha</w:t>
-      </w:r>
-      <w:r>
-        <w:t xml:space="preserve">. (2024):</w:t>
-      </w:r>
-      <w:r>
-        <w:t xml:space="preserve"> </w:t>
-      </w:r>
-      <w:r>
-        <w:t xml:space="preserve">“Navigating the job market: Strategies for enhancing employability and career success,”</w:t>
-      </w:r>
-      <w:r>
-        <w:t xml:space="preserve"> </w:t>
-      </w:r>
-      <w:r>
-        <w:rPr>
-          <w:i/>
-          <w:iCs/>
-        </w:rPr>
-        <w:t xml:space="preserve">B-Digest (Journal of Commerce &amp; Management)</w:t>
-      </w:r>
-      <w:r>
-        <w:t xml:space="preserve">, 16, 1–1.</w:t>
-      </w:r>
-    </w:p>
-    <w:bookmarkEnd w:id="18"/>
-    <w:bookmarkEnd w:id="19"/>
-    <w:bookmarkEnd w:id="20"/>
     <w:sectPr>
       <w:footnotePr>
         <w:numRestart w:val="eachSect"/>

--- a/introduction.docx
+++ b/introduction.docx
@@ -23,7 +23,7 @@
         <w:pStyle w:val="Date"/>
       </w:pPr>
       <w:r>
-        <w:t xml:space="preserve">2026-04-21</w:t>
+        <w:t xml:space="preserve">2026-04-24</w:t>
       </w:r>
     </w:p>
     <w:sdt>
